--- a/public/invoice_template.docx
+++ b/public/invoice_template.docx
@@ -2059,7 +2059,7 @@
           <w:sz w:val="20"/>
           <w:szCs w:val="20"/>
         </w:rPr>
-        <w:t>Additional Comments</w:t>
+        <w:t xml:space="preserve">{{#notes_block}}Additional Comments</w:t>
       </w:r>
       <w:r>
         <w:rPr>
@@ -2086,7 +2086,7 @@
         </w:rPr>
       </w:pPr>
       <w:r>
-        <w:t xml:space="preserve">{{additional_notes}}</w:t>
+        <w:t xml:space="preserve">{{.}}{{/notes_block}}</w:t>
       </w:r>
     </w:p>
     <w:p>
@@ -4843,7 +4843,7 @@
                 <wp:posOffset>-476250</wp:posOffset>
               </wp:positionH>
               <wp:positionV relativeFrom="paragraph">
-                <wp:posOffset>-1203960</wp:posOffset>
+                <wp:posOffset>-886460</wp:posOffset>
               </wp:positionV>
               <wp:extent cx="12334875" cy="1787525"/>
               <wp:effectExtent l="0" t="0" r="9525" b="3175"/>
@@ -4922,7 +4922,7 @@
               <v:stroke joinstyle="miter"/>
               <v:path textboxrect="1800,12600,12600,19800" gradientshapeok="t" o:connecttype="custom" o:connectlocs="0,0;0,10800;0,21600;10800,21600;21600,21600;10800,10800"/>
             </v:shapetype>
-            <v:shape id="Right Triangle 4" style="position:absolute;margin-left:-37.5pt;margin-top:-94.8pt;width:971.25pt;height:140.75pt;z-index:-251644928;visibility:visible;mso-wrap-style:square;mso-width-percent:0;mso-height-percent:0;mso-wrap-distance-left:9pt;mso-wrap-distance-top:0;mso-wrap-distance-right:9pt;mso-wrap-distance-bottom:0;mso-position-horizontal:absolute;mso-position-horizontal-relative:page;mso-position-vertical:absolute;mso-position-vertical-relative:text;mso-width-percent:0;mso-height-percent:0;mso-width-relative:margin;mso-height-relative:margin;v-text-anchor:middle" o:spid="_x0000_s1026" fillcolor="#7f7f7f [1612]" stroked="f" strokeweight="2pt" type="#_x0000_t6" o:gfxdata="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">
+            <v:shape id="Right Triangle 4" style="position:absolute;margin-left:-37.5pt;margin-top:-69.8pt;width:971.25pt;height:140.75pt;z-index:-251644928;visibility:visible;mso-wrap-style:square;mso-width-percent:0;mso-height-percent:0;mso-wrap-distance-left:9pt;mso-wrap-distance-top:0;mso-wrap-distance-right:9pt;mso-wrap-distance-bottom:0;mso-position-horizontal:absolute;mso-position-horizontal-relative:page;mso-position-vertical:absolute;mso-position-vertical-relative:text;mso-width-percent:0;mso-height-percent:0;mso-width-relative:margin;mso-height-relative:margin;v-text-anchor:middle" o:spid="_x0000_s1026" fillcolor="#7f7f7f [1612]" stroked="f" strokeweight="2pt" type="#_x0000_t6" o:gfxdata="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">
               <v:fill type="gradientRadial" color2="black [3213]" colors="0 #7f7f7f;13763f #7f7f7f" focus="100%" focussize="" focusposition="1" rotate="t"/>
               <w10:wrap anchorx="page"/>
             </v:shape>
